--- a/04_Manuscripts/major_revision/final/cover_letter_revision.docx
+++ b/04_Manuscripts/major_revision/final/cover_letter_revision.docx
@@ -35,7 +35,7 @@
     </w:p>
     <w:p>
       <w:r>
-        <w:t>These findings materially changed the interpretation of the study, and we have not attempted to preserve the original conclusion. We have retitled the manuscript, rewritten the Abstract, Introduction, Results, Discussion, and Conclusions, replaced the original simplified WBGT approximation with official measurements, removed the "socially blind" framing and the sixfold-comparison claim, renamed the GitHub repository, corrected the Miyatake et al. DOI, framed the study explicitly as hypothesis-generating, and substantially expanded the Limitations. A complete point-by-point response to every comment from the Editor, Reviewer 1 (35 items), and Reviewer 2 (6 items) is enclosed. We believe this transparent, demographically informed conclusion is of direct value to the Journal's readers working on heat-health surveillance and social-vulnerability indicators.</w:t>
+        <w:t>These findings show that population age structure explains most of the ecological association we originally reported, an insight made possible only by the reviewers' request for this additional analysis. We have retitled the manuscript to foreground this finding, revised the Abstract, Introduction, Results, Discussion, and Conclusions accordingly, replaced the original simplified WBGT approximation with official measurements, removed the "socially blind" framing and the sixfold-comparison claim, renamed the GitHub repository, corrected the Miyatake et al. DOI, framed the study explicitly as hypothesis-generating, and substantially expanded the Limitations. A complete point-by-point response to every comment from the Editor, Reviewer 1 (35 items), and Reviewer 2 (6 items) is enclosed. We believe this demographically informed account of what drives the association is of direct value to the Journal's readers working on heat-health surveillance and social-vulnerability indicators.</w:t>
       </w:r>
     </w:p>
     <w:p>
